--- a/business_it/part4/ep55_La_lettera_del_nonno.docx
+++ b/business_it/part4/ep55_La_lettera_del_nonno.docx
@@ -352,7 +352,7 @@
           <w:rFonts w:ascii="Calibri" w:hAnsi="Calibri" w:eastAsia="Malgun Gothic"/>
           <w:sz w:val="20"/>
         </w:rPr>
-        <w:t>[1대] Ugo Corsini (우고, 故) — 1958년 창업자. 1996년 3월 3일, 아들이 메종 바렌과 처음 서명하기 전날 밤 편지를 썼다. '이름은 손으로 만들고, 종이는 그다음이다.'</w:t>
+        <w:t>[1대] Ugo Corsini (우고, 故) — 1958년 창업자. 1996년 10월 3일, 아들이 메종 바렌과 처음 서명하기 전날 밤 편지를 썼다. '이름은 손으로 만들고, 종이는 그다음이다.'</w:t>
       </w:r>
     </w:p>
     <w:p>
@@ -618,7 +618,7 @@
           <w:sz w:val="22"/>
         </w:rPr>
         <w:tab/>
-        <w:t>Una lettera. Del bisnonno Ugo al nonno Paolo. C'è la data: tre marzo millenovecentonovantasei.</w:t>
+        <w:t>Una lettera. Del bisnonno Ugo al nonno Paolo. C'è la data: tre ottobre millenovecentonovantasei.</w:t>
       </w:r>
     </w:p>
     <w:p>
@@ -1183,7 +1183,7 @@
           <w:sz w:val="22"/>
         </w:rPr>
         <w:tab/>
-        <w:t>Del marzo del novantasei. La sera prima che mio marito andasse a Parigi.</w:t>
+        <w:t>Dell'ottobre del novantasei. Dopo un'estate intera a decidere. La sera prima che mio marito andasse a Parigi.</w:t>
       </w:r>
     </w:p>
     <w:p>
@@ -7946,7 +7946,7 @@
           <w:sz w:val="21"/>
         </w:rPr>
         <w:tab/>
-        <w:t>편지야. 증조할아버지 우고가 할아버지 파올로에게 쓴 거. 날짜가 있네. 1996년 3월 3일.</w:t>
+        <w:t>편지야. 증조할아버지 우고가 할아버지 파올로에게 쓴 거. 날짜가 있네. 1996년 10월 3일.</w:t>
       </w:r>
     </w:p>
     <w:p>
@@ -8512,7 +8512,7 @@
           <w:sz w:val="21"/>
         </w:rPr>
         <w:tab/>
-        <w:t>96년 3월이에요. 남편이 파리에 가기 전날 밤이요.</w:t>
+        <w:t>96년 10월이에요. 여름 내내 고민한 끝에요. 남편이 파리에 가기 전날 밤이요.</w:t>
       </w:r>
     </w:p>
     <w:p>
